--- a/assets/Emissions by Scope_ An Input-Output Analysis.docx
+++ b/assets/Emissions by Scope_ An Input-Output Analysis.docx
@@ -56,7 +56,7 @@
           <w:noProof/>
         </w:rPr>
         <w:drawing>
-          <wp:inline distT="114300" distB="114300" distL="114300" distR="114300" wp14:anchorId="229D4B35" wp14:editId="075AF6C4">
+          <wp:inline distT="114300" distB="114300" distL="114300" distR="114300" wp14:anchorId="229D4B35" wp14:editId="22E62340">
             <wp:extent cx="3433763" cy="2195627"/>
             <wp:effectExtent l="0" t="0" r="0" b="0"/>
             <wp:docPr id="4" name="image1.png"/>

--- a/assets/Emissions by Scope_ An Input-Output Analysis.docx
+++ b/assets/Emissions by Scope_ An Input-Output Analysis.docx
@@ -4,17 +4,49 @@
   <w:body>
     <w:p>
       <w:pPr>
-        <w:rPr>
-          <w:b/>
-          <w:bCs/>
-        </w:rPr>
-      </w:pPr>
-      <w:r>
-        <w:rPr>
-          <w:b/>
-          <w:bCs/>
-        </w:rPr>
+        <w:jc w:val="both"/>
+      </w:pPr>
+      <w:r>
         <w:t>The Spanish economy and Climate Change: An Input-Output analysis</w:t>
+      </w:r>
+    </w:p>
+    <w:p>
+      <w:pPr>
+        <w:jc w:val="both"/>
+        <w:rPr>
+          <w:color w:val="E69138"/>
+        </w:rPr>
+      </w:pPr>
+    </w:p>
+    <w:p>
+      <w:pPr>
+        <w:jc w:val="both"/>
+      </w:pPr>
+      <w:r>
+        <w:t xml:space="preserve">By JD and </w:t>
+      </w:r>
+      <w:commentRangeStart w:id="0"/>
+      <w:commentRangeStart w:id="1"/>
+      <w:r>
+        <w:t>Lucien</w:t>
+      </w:r>
+      <w:commentRangeEnd w:id="1"/>
+      <w:r>
+        <w:rPr>
+          <w:rStyle w:val="CommentReference"/>
+          <w:sz w:val="22"/>
+          <w:szCs w:val="22"/>
+        </w:rPr>
+        <w:commentReference w:id="1"/>
+      </w:r>
+      <w:commentRangeEnd w:id="0"/>
+      <w:r>
+        <w:rPr>
+          <w:rStyle w:val="CommentReference"/>
+          <w:sz w:val="22"/>
+          <w:szCs w:val="22"/>
+        </w:rPr>
+        <w:commentReference w:id="0"/>
       </w:r>
     </w:p>
     <w:p>
@@ -34,15 +66,23 @@
         <w:jc w:val="both"/>
       </w:pPr>
       <w:r>
-        <w:t xml:space="preserve">This is why the economic implications of climate policy differ greatly across sectors – it is supposed to punish carbon-intensive sectors more severely. </w:t>
-      </w:r>
-      <w:proofErr w:type="gramStart"/>
-      <w:r>
-        <w:t>But,</w:t>
-      </w:r>
-      <w:proofErr w:type="gramEnd"/>
-      <w:r>
-        <w:t xml:space="preserve"> such sectoral implications do not only depend on the direct emissions during production: an activity like business services requires the construction sector to build offices made with cement, steel beams, glass, etc. So, understanding a given sector or firm’s vulnerability to climate policy is not only about how much it emits directly, but also about how much your much needed suppliers emit. In fact, corporate reporting standards aspire to require disclosure across three categories: Scope 1 (direct emissions), Scope 2 (indirect emissions from purchased electricity), and Scope 3 (all other emissions within the value chain, both upstream and downstream). </w:t>
+        <w:t xml:space="preserve">This is why the economic implications of climate policy differ greatly across sectors – it is supposed to punish carbon-intensive sectors more severely. But, such sectoral implications do not only depend on the direct emissions during production: an activity like business services requires the construction sector to build offices made with cement, steel beams, glass, etc. So, understanding a given sector or firm’s vulnerability to climate policy is not only about how much it emits directly, but also about </w:t>
+      </w:r>
+      <w:commentRangeStart w:id="2"/>
+      <w:r>
+        <w:t>how much your much needed</w:t>
+      </w:r>
+      <w:commentRangeEnd w:id="2"/>
+      <w:r>
+        <w:rPr>
+          <w:rStyle w:val="CommentReference"/>
+          <w:sz w:val="22"/>
+          <w:szCs w:val="22"/>
+        </w:rPr>
+        <w:commentReference w:id="2"/>
+      </w:r>
+      <w:r>
+        <w:t xml:space="preserve"> suppliers emit. In fact, corporate reporting standards aspire to require disclosure across three categories: Scope 1 (direct emissions), Scope 2 (indirect emissions from purchased electricity), and Scope 3 (all other emissions within the value chain, both upstream and downstream). </w:t>
       </w:r>
     </w:p>
     <w:p>
@@ -56,7 +96,7 @@
           <w:noProof/>
         </w:rPr>
         <w:drawing>
-          <wp:inline distT="114300" distB="114300" distL="114300" distR="114300" wp14:anchorId="229D4B35" wp14:editId="22E62340">
+          <wp:inline distT="114300" distB="114300" distL="114300" distR="114300" wp14:anchorId="49FD2FFB" wp14:editId="11268528">
             <wp:extent cx="3433763" cy="2195627"/>
             <wp:effectExtent l="0" t="0" r="0" b="0"/>
             <wp:docPr id="4" name="image1.png"/>
@@ -69,7 +109,7 @@
                     <pic:cNvPicPr preferRelativeResize="0"/>
                   </pic:nvPicPr>
                   <pic:blipFill>
-                    <a:blip r:embed="rId4"/>
+                    <a:blip r:embed="rId7"/>
                     <a:srcRect/>
                     <a:stretch>
                       <a:fillRect/>
@@ -114,6 +154,9 @@
     </w:p>
     <w:p>
       <w:pPr>
+        <w:spacing w:before="240" w:after="240"/>
+        <w:ind w:right="600"/>
+        <w:jc w:val="both"/>
         <w:rPr>
           <w:b/>
           <w:bCs/>
@@ -142,7 +185,11 @@
         <w:jc w:val="both"/>
       </w:pPr>
       <w:r>
-        <w:t>Input-Output tables contain the output produced by each sector, as well as the inputs that each sector buys from other sectors. They also contain data on consumption, investment, government spending, and net exports, but we won’t need that for this exercise. Therefore, the table of interest looks as follows:</w:t>
+        <w:t xml:space="preserve">Input-Output tables contain the output produced by each sector, as well as the inputs that each sector buys from other sectors. They also contain data on consumption, investment, government </w:t>
+      </w:r>
+      <w:r>
+        <w:lastRenderedPageBreak/>
+        <w:t>spending, and net exports, but we won’t need that for this exercise. Therefore, the table of interest looks as follows:</w:t>
       </w:r>
     </w:p>
     <w:p>
@@ -153,9 +200,8 @@
         <w:rPr>
           <w:noProof/>
         </w:rPr>
-        <w:lastRenderedPageBreak/>
         <w:drawing>
-          <wp:inline distT="114300" distB="114300" distL="114300" distR="114300" wp14:anchorId="47B96DC2" wp14:editId="2FB479EE">
+          <wp:inline distT="114300" distB="114300" distL="114300" distR="114300" wp14:anchorId="0DCF0243" wp14:editId="599676B1">
             <wp:extent cx="2952240" cy="1854612"/>
             <wp:effectExtent l="0" t="0" r="0" b="0"/>
             <wp:docPr id="2" name="image2.png"/>
@@ -168,7 +214,7 @@
                     <pic:cNvPicPr preferRelativeResize="0"/>
                   </pic:nvPicPr>
                   <pic:blipFill>
-                    <a:blip r:embed="rId5"/>
+                    <a:blip r:embed="rId8"/>
                     <a:srcRect/>
                     <a:stretch>
                       <a:fillRect/>
@@ -307,17 +353,31 @@
       <w:pPr>
         <w:jc w:val="both"/>
       </w:pPr>
-      <w:r>
-        <w:t>EXIOBASE provides this table for 44 economies across 163 sectors. Moreover, EXIOBASE also provides the direct total GHG emissions for each of these country-sectors, so half of our work is already done (direct emissions). For the other half (indirect emissions), we will need to borrow a Nobel Prize winning idea…</w:t>
-      </w:r>
-    </w:p>
-    <w:p>
-      <w:pPr>
-        <w:jc w:val="both"/>
-      </w:pPr>
-    </w:p>
-    <w:p>
-      <w:pPr>
+      <w:commentRangeStart w:id="3"/>
+      <w:r>
+        <w:t>EXIOBASE</w:t>
+      </w:r>
+      <w:commentRangeEnd w:id="3"/>
+      <w:r>
+        <w:rPr>
+          <w:rStyle w:val="CommentReference"/>
+          <w:sz w:val="22"/>
+          <w:szCs w:val="22"/>
+        </w:rPr>
+        <w:commentReference w:id="3"/>
+      </w:r>
+      <w:r>
+        <w:t xml:space="preserve"> provides this table for 44 economies across 163 sectors. Moreover, EXIOBASE also provides the Scope 1 GHG emissions for each of these country-sectors, so half of our work is already done (Scope 1 emissions). For the other half (Scope 2 and 3 emissions), we will need to borrow a Nobel Prize winning idea…</w:t>
+      </w:r>
+    </w:p>
+    <w:p>
+      <w:pPr>
+        <w:jc w:val="both"/>
+      </w:pPr>
+    </w:p>
+    <w:p>
+      <w:pPr>
+        <w:jc w:val="both"/>
         <w:rPr>
           <w:b/>
           <w:bCs/>
@@ -352,7 +412,7 @@
         <w:t>direct</w:t>
       </w:r>
       <w:r>
-        <w:t xml:space="preserve"> requirements. For example, we can see exactly how much electricity the agricultural sector purchases to produce its own output. However, for any sector, the chain does not stop there. The electricity suppliers need (their own inputs) fuel and infrastructure to operate. And fuel and infrastructure suppliers also need their own inputs to supply to electricity producers what they demand. Therefore, final demand for agricultural output triggers a whole chain of production across supplying sectors.</w:t>
+        <w:t xml:space="preserve"> requirements. For example, we can see exactly how much electricity the agricultural sector purchases to produce its own output. However, for any sector, the upstream supply chain does not stop there. The electricity suppliers need (their own inputs) fuel and infrastructure to operate. And fuel and infrastructure suppliers also need their own inputs to supply to electricity producers what they demand. Therefore, final demand for agricultural output triggers a whole chain of production across supplying sectors.</w:t>
       </w:r>
     </w:p>
     <w:p>
@@ -360,10 +420,12 @@
         <w:spacing w:after="240"/>
         <w:jc w:val="both"/>
       </w:pPr>
+      <w:commentRangeStart w:id="4"/>
+      <w:commentRangeStart w:id="5"/>
       <w:r>
         <w:t xml:space="preserve">This is where the </w:t>
       </w:r>
-      <w:hyperlink r:id="rId6">
+      <w:hyperlink r:id="rId9">
         <w:r>
           <w:rPr>
             <w:color w:val="1155CC"/>
@@ -372,7 +434,7 @@
           <w:t xml:space="preserve">Nobel prize-winning </w:t>
         </w:r>
       </w:hyperlink>
-      <w:hyperlink r:id="rId7">
+      <w:hyperlink r:id="rId10">
         <w:r>
           <w:rPr>
             <w:b/>
@@ -393,6 +455,24 @@
       <w:r>
         <w:t xml:space="preserve"> model comes in. It accounts not only for the direct input requirements of a sector, but also for such a chain of production across supplying sectors. As a result, you end up with a matrix structured in the same way as the Input-Output table, but that shall be interpreted differently.</w:t>
       </w:r>
+      <w:commentRangeEnd w:id="5"/>
+      <w:r>
+        <w:rPr>
+          <w:rStyle w:val="CommentReference"/>
+          <w:sz w:val="22"/>
+          <w:szCs w:val="22"/>
+        </w:rPr>
+        <w:commentReference w:id="5"/>
+      </w:r>
+      <w:commentRangeEnd w:id="4"/>
+      <w:r>
+        <w:rPr>
+          <w:rStyle w:val="CommentReference"/>
+          <w:sz w:val="22"/>
+          <w:szCs w:val="22"/>
+        </w:rPr>
+        <w:commentReference w:id="4"/>
+      </w:r>
     </w:p>
     <w:p>
       <w:pPr>
@@ -405,20 +485,20 @@
         </w:rPr>
         <w:lastRenderedPageBreak/>
         <w:drawing>
-          <wp:inline distT="114300" distB="114300" distL="114300" distR="114300" wp14:anchorId="39B659C2" wp14:editId="239E2718">
+          <wp:inline distT="114300" distB="114300" distL="114300" distR="114300" wp14:anchorId="7C544089" wp14:editId="473CB89D">
             <wp:extent cx="2914650" cy="1830998"/>
             <wp:effectExtent l="0" t="0" r="0" b="0"/>
-            <wp:docPr id="1" name="image4.png"/>
+            <wp:docPr id="1" name="image3.png"/>
             <wp:cNvGraphicFramePr/>
             <a:graphic xmlns:a="http://schemas.openxmlformats.org/drawingml/2006/main">
               <a:graphicData uri="http://schemas.openxmlformats.org/drawingml/2006/picture">
                 <pic:pic xmlns:pic="http://schemas.openxmlformats.org/drawingml/2006/picture">
                   <pic:nvPicPr>
-                    <pic:cNvPr id="0" name="image4.png"/>
+                    <pic:cNvPr id="0" name="image3.png"/>
                     <pic:cNvPicPr preferRelativeResize="0"/>
                   </pic:nvPicPr>
                   <pic:blipFill>
-                    <a:blip r:embed="rId8"/>
+                    <a:blip r:embed="rId11"/>
                     <a:srcRect/>
                     <a:stretch>
                       <a:fillRect/>
@@ -501,6 +581,8 @@
     </w:p>
     <w:p>
       <w:pPr>
+        <w:spacing w:after="240"/>
+        <w:jc w:val="both"/>
         <w:rPr>
           <w:b/>
           <w:bCs/>
@@ -519,8 +601,40 @@
         <w:spacing w:after="240"/>
         <w:jc w:val="both"/>
       </w:pPr>
-      <w:r>
-        <w:t xml:space="preserve">To turn the Leontief matrix into an emissions map, you just need to multiply each cell by its corresponding producing sector’s </w:t>
+      <w:commentRangeStart w:id="6"/>
+      <w:r>
+        <w:t>As mentioned previously, EXIOBASE does not only provide Input-Output tables,</w:t>
+      </w:r>
+      <w:commentRangeEnd w:id="6"/>
+      <w:r>
+        <w:rPr>
+          <w:rStyle w:val="CommentReference"/>
+          <w:sz w:val="22"/>
+          <w:szCs w:val="22"/>
+        </w:rPr>
+        <w:commentReference w:id="6"/>
+      </w:r>
+      <w:r>
+        <w:t xml:space="preserve"> but also what are called satellite accounts. These are tables which follow the same sectoral classification than the Input-Output table, and contain information about the sector’s associated water use, nutrient use, raw material use, and most importantly for this exercise, emissions.</w:t>
+      </w:r>
+      <w:r>
+        <w:rPr>
+          <w:b/>
+          <w:bCs/>
+        </w:rPr>
+        <w:t xml:space="preserve"> </w:t>
+      </w:r>
+      <w:r>
+        <w:t>Therefore allowing us to extend analysis to variables that matter for welfare and sustainability.</w:t>
+      </w:r>
+    </w:p>
+    <w:p>
+      <w:pPr>
+        <w:spacing w:after="240"/>
+        <w:jc w:val="both"/>
+      </w:pPr>
+      <w:r>
+        <w:t xml:space="preserve">To turn the Leontief matrix into an emissions map, each cell ought to be multiplied by its corresponding producing sector’s </w:t>
       </w:r>
       <w:r>
         <w:rPr>
@@ -601,21 +715,22 @@
         <w:rPr>
           <w:noProof/>
         </w:rPr>
+        <w:lastRenderedPageBreak/>
         <w:drawing>
-          <wp:inline distT="114300" distB="114300" distL="114300" distR="114300" wp14:anchorId="054E7F5E" wp14:editId="2F78DCBE">
+          <wp:inline distT="114300" distB="114300" distL="114300" distR="114300" wp14:anchorId="7F8327C9" wp14:editId="659A5888">
             <wp:extent cx="3668713" cy="2304384"/>
             <wp:effectExtent l="0" t="0" r="0" b="0"/>
-            <wp:docPr id="3" name="image3.png"/>
+            <wp:docPr id="3" name="image4.png"/>
             <wp:cNvGraphicFramePr/>
             <a:graphic xmlns:a="http://schemas.openxmlformats.org/drawingml/2006/main">
               <a:graphicData uri="http://schemas.openxmlformats.org/drawingml/2006/picture">
                 <pic:pic xmlns:pic="http://schemas.openxmlformats.org/drawingml/2006/picture">
                   <pic:nvPicPr>
-                    <pic:cNvPr id="0" name="image3.png"/>
+                    <pic:cNvPr id="0" name="image4.png"/>
                     <pic:cNvPicPr preferRelativeResize="0"/>
                   </pic:nvPicPr>
                   <pic:blipFill>
-                    <a:blip r:embed="rId9"/>
+                    <a:blip r:embed="rId12"/>
                     <a:srcRect/>
                     <a:stretch>
                       <a:fillRect/>
@@ -662,11 +777,7 @@
         <w:jc w:val="both"/>
       </w:pPr>
       <w:r>
-        <w:t xml:space="preserve">It must be noted that there are two main limitations that come with this approach. First, the Leontief model only recovers the upstream production requirements, but it does not take into account the downstream chain of events shown by the last arrow on the right in Figure 1, missing a key area of Scope 3 emissions. The Leontief inverse does not track what happens to the agricultural products afterward. The crops may be processed into packaged foods, transported across </w:t>
-      </w:r>
-      <w:r>
-        <w:lastRenderedPageBreak/>
-        <w:t>countries, sold through retail chains, and ultimately consumed by households, each stage generating additional emissions that are not attributed back to the agricultural sector in the standard Leontief framework. Therefore, we account for Scope 1 and 2 emissions fully, and only a fraction of Scope 3 emissions.</w:t>
+        <w:t>It must be noted that there are two main limitations that come with this approach. First, the Leontief model only recovers the upstream production requirements, but it does not take into account the downstream chain of events shown by the last arrow on the right in Figure 1, missing a key area of Scope 3 emissions. The Leontief inverse does not track what happens to the agricultural products afterward. The crops may be processed into packaged foods, transported across countries, sold through retail chains, and ultimately consumed by households, each stage generating additional emissions that are not attributed back to the agricultural sector in the standard Leontief framework. Therefore, we account for Scope 1 and 2 emissions fully, and only a fraction of Scope 3 emissions.</w:t>
       </w:r>
     </w:p>
     <w:p>
@@ -675,220 +786,158 @@
         <w:jc w:val="both"/>
       </w:pPr>
       <w:r>
-        <w:t>Second, production technology is assumed to be fixed in this model, meaning the input expenditure shares and emission intensity of a given sector cannot change. In reality, sectors can adjust how much they spend on each input, for example, to reduce costs or respond to policy changes. However, in this case we are not simulating a counterfactual scenario, such as a carbon tax. Instead, we are estimating the emissions associated with each sector under current conditions, so this limitation is relatively minor.</w:t>
-      </w:r>
-    </w:p>
-    <w:p>
-      <w:pPr>
+        <w:t>Second, production technology is assumed to be fixed in this model, meaning the input expenditure shares and emission intensity of a given sector cannot change. In reality, sectors can adjust how much they spend on each input, for example, to reduce costs or respond to policy changes. However, in this case we are not simulating a counterfactual scenario, such as a carbon tax. Instead, we are estimating the emissions associated with each sector under current conditions, so the importance of this limitation is relatively minor.</w:t>
+      </w:r>
+    </w:p>
+    <w:p>
+      <w:pPr>
+        <w:spacing w:before="240" w:after="240"/>
+        <w:jc w:val="both"/>
+      </w:pPr>
+      <w:r>
         <w:rPr>
           <w:b/>
           <w:bCs/>
         </w:rPr>
-      </w:pPr>
-      <w:r>
+        <w:t>What can this environmentally extended Leontief model tell us about the Spanish economy?</w:t>
+      </w:r>
+    </w:p>
+    <w:p>
+      <w:pPr>
+        <w:spacing w:before="240" w:after="240"/>
+        <w:jc w:val="both"/>
+      </w:pPr>
+      <w:r>
+        <w:t>First, we show Gross Value Added and employment by sector to give a sense of each sector’s size. The results show that the Spanish economy concentrates most of its gross value-added in services related to tourism, wholesale and retail trade, alongside public services such as health care and education.</w:t>
+      </w:r>
+    </w:p>
+    <w:p>
+      <w:pPr>
+        <w:spacing w:before="240" w:after="240"/>
+        <w:jc w:val="both"/>
+      </w:pPr>
+      <w:r>
+        <w:t>Second, we present total emissions by scope, as well as emission intensity by scope for each sector. The former measure somewhat changes the ranking implied by gross value added: sectors such as petroleum refining, electricity generation from gas, and cattle farming now move to the top.</w:t>
+      </w:r>
+    </w:p>
+    <w:p>
+      <w:pPr>
+        <w:spacing w:before="240" w:after="240"/>
+        <w:jc w:val="both"/>
+      </w:pPr>
+      <w:r>
+        <w:t xml:space="preserve">However, to make a fair comparison that allows us to trace vulnerability to climate policy stringency across sectors, emission intensity provides a clearer picture, as it avoids portraying </w:t>
+      </w:r>
+      <w:r>
+        <w:lastRenderedPageBreak/>
+        <w:t>large sectors that rely on relatively clean production processes as “dirty” simply because they produce more. The emission-intensity ranking gives a more accurate and familiar picture of the traditional drivers of climate change: fossil-fuel electricity production and extraction, cattle farming, meat processing, and some manufacturing sectors dominate the list.</w:t>
+      </w:r>
+    </w:p>
+    <w:p>
+      <w:pPr>
+        <w:spacing w:before="240" w:after="240"/>
+        <w:jc w:val="both"/>
+        <w:rPr>
+          <w:highlight w:val="yellow"/>
+        </w:rPr>
+      </w:pPr>
+      <w:r>
+        <w:rPr>
+          <w:highlight w:val="yellow"/>
+        </w:rPr>
+        <w:t>Note that ignoring Scope 2 and Scope 3 emissions can lead to a misleading representation of each sector’s vulnerability to climate policy stringency. For example, the cattle-meat processing sector appears to have low Scope 1 emissions, but once we account for Scope 2 and Scope 3 emissions, it becomes one of the dirtiest economic activities in the Spanish economy, surpassed only by energy- and manufacturing-related activities.</w:t>
+      </w:r>
+    </w:p>
+    <w:p>
+      <w:pPr>
+        <w:spacing w:before="240" w:after="240"/>
+        <w:jc w:val="both"/>
+      </w:pPr>
+      <w:r>
+        <w:t xml:space="preserve">Also, now that we know the value added and emissions we can perform a back-of-the-envelope calculation by multiplying the emissions by the Social Cost of Carbon (the damage produced by emissions).  </w:t>
+      </w:r>
+    </w:p>
+    <w:p>
+      <w:pPr>
+        <w:spacing w:before="240" w:after="240"/>
+        <w:jc w:val="both"/>
+      </w:pPr>
+      <w:r>
+        <w:t xml:space="preserve">Lastly, we provide an interactive tool so that you can visualize emissions by scope traced to each supplying sector, for each sector. We also distinguish between imported and domestic supplies, which highlights the interconnectedness of supply chains across countries, an important aspect when considering exposure to foreign climate policy and carbon leakage across supply chains. </w:t>
+      </w:r>
+    </w:p>
+    <w:p>
+      <w:pPr>
+        <w:spacing w:before="240" w:after="240"/>
+        <w:jc w:val="both"/>
+      </w:pPr>
+      <w:r>
+        <w:t>[es_dashboard_tabs.html]</w:t>
+      </w:r>
+    </w:p>
+    <w:p>
+      <w:pPr>
+        <w:jc w:val="both"/>
+      </w:pPr>
+      <w:r>
+        <w:t>For now, we go back to a fairer comparison across sectors: the emissions intensity tab in our dashboard. This section ranks sectors by emissions per euro of output. In 2022, Petroleum refinery, construction, and manufacture of gas are the top emitter sectors of the economy. However, when looking at emission intensities by sector, electricity by coal and petroleum, and cattle farming comes as the top three industries, emitting about 28kg, 14kg and 13kg of CO2e per EUR of output. If we take into account the social cost of carbon (185 EUR per ton, ie, 0.185 EUR per kg), these sectors are producing more harm than benefits (5.85 EUR of externalities per 1 EUR of production).</w:t>
+      </w:r>
+    </w:p>
+    <w:p>
+      <w:pPr>
+        <w:jc w:val="both"/>
+      </w:pPr>
+    </w:p>
+    <w:p>
+      <w:pPr>
+        <w:jc w:val="both"/>
+      </w:pPr>
+      <w:r>
+        <w:t>In principle, the same logic lets us compute an “implied climate damage” for every industry and see where external costs are likely to dwarf market value. But this is strictly back-of-the-envelope. The social cost of carbon is uncertain and sensitive to assumptions. Emissions intensities depend on accounting boundaries and on the input-output structure, and our Scope 3 coverage is incomplete. Output measured in euros is not a welfare metric, and this calculation ignores benefits, distributional effects, abatement options, and other externalities beyond CO2e. Used properly, it is a screening tool to flag hotspots, not a definitive cost-benefit statement.</w:t>
+      </w:r>
+    </w:p>
+    <w:p>
+      <w:pPr>
+        <w:jc w:val="both"/>
+      </w:pPr>
+    </w:p>
+    <w:p>
+      <w:r>
+        <w:t>[ES_SCC_DAMAGE_INTERACTIVE_GVA_XCAP]</w:t>
+      </w:r>
+    </w:p>
+    <w:p>
+      <w:pPr>
+        <w:jc w:val="both"/>
+      </w:pPr>
+    </w:p>
+    <w:p>
+      <w:pPr>
+        <w:jc w:val="both"/>
         <w:rPr>
           <w:b/>
           <w:bCs/>
         </w:rPr>
-        <w:t>The Results for the Spanish Economy</w:t>
-      </w:r>
-    </w:p>
-    <w:p>
-      <w:pPr>
-        <w:spacing w:before="240" w:after="240"/>
-        <w:jc w:val="both"/>
-      </w:pPr>
-      <w:r>
-        <w:t>The uses of input-output matrices are broad. In this article, we focus on combining them with the emissions satellite account. Satellite accounts are supplementary accounts that sit alongside the national accounts and make it possible to analyze dimensions that GDP does not capture. They are linked to the same sectoral structure, so you can connect economic activity to things like tourism, ecosystem services, unpaid household work, water and nutrient use, and emissions. In that sense, they are a practical “</w:t>
-      </w:r>
-      <w:hyperlink r:id="rId10">
-        <w:r>
-          <w:rPr>
-            <w:color w:val="1155CC"/>
-            <w:u w:val="single"/>
-          </w:rPr>
-          <w:t>Beyond GDP</w:t>
-        </w:r>
-      </w:hyperlink>
-      <w:r>
-        <w:t>” tool: they keep the accounting backbone of national accounts, but extend it to variables that matter for welfare and sustainability.</w:t>
-      </w:r>
-    </w:p>
-    <w:p>
-      <w:pPr>
-        <w:spacing w:before="240" w:after="240"/>
-        <w:jc w:val="both"/>
-      </w:pPr>
-      <w:r>
-        <w:t>There are also many ways to present and interpret the results. We keep the analysis simple, but still thorough. A first pass using total emissions will often just mirror the size of a sector, because producing more typically implies emitting more. To get a cleaner comparison across sectors, we standardize emissions by output, measuring emissions per euro of production. This shifts the focus from “who emits the most in total” to “who is most emissions-intensive,” which is the more relevant lens for understanding where decarbonization pressure will bite and where supply-chain exposure can be large even for sectors that look clean on Scope 1 alone.</w:t>
-      </w:r>
-    </w:p>
-    <w:p>
-      <w:pPr>
-        <w:spacing w:before="240" w:after="240"/>
-        <w:jc w:val="both"/>
-      </w:pPr>
-      <w:r>
-        <w:t xml:space="preserve">Before turning to intensity, </w:t>
-      </w:r>
-      <w:r>
-        <w:rPr>
-          <w:highlight w:val="yellow"/>
-        </w:rPr>
-        <w:t>Figure X</w:t>
-      </w:r>
-      <w:r>
-        <w:t xml:space="preserve"> reports total output (as a proxy for GDP), employment, and emissions by sector in Spain. This gives a baseline sense of scale, satisfies your obvious curiosity </w:t>
-      </w:r>
-      <w:proofErr w:type="gramStart"/>
-      <w:r>
-        <w:t>of  “</w:t>
-      </w:r>
-      <w:proofErr w:type="gramEnd"/>
-      <w:r>
-        <w:t xml:space="preserve">who are the big players?”, and helps interpret the intensity results that follow: large sectors may dominate totals even if they are relatively clean per euro, while smaller sectors can look modest in aggregate but stand out once </w:t>
-      </w:r>
-      <w:proofErr w:type="spellStart"/>
-      <w:r>
-        <w:t>you</w:t>
-      </w:r>
-      <w:proofErr w:type="spellEnd"/>
-      <w:r>
-        <w:t xml:space="preserve"> account for emissions per unit of production.</w:t>
-      </w:r>
-    </w:p>
-    <w:p>
-      <w:pPr>
-        <w:spacing w:before="240" w:after="240"/>
-        <w:jc w:val="both"/>
-      </w:pPr>
-      <w:r>
-        <w:t>[es_dashboard_tabs.html]</w:t>
-      </w:r>
-    </w:p>
-    <w:p>
-      <w:pPr>
-        <w:spacing w:before="240" w:after="240"/>
-        <w:jc w:val="both"/>
-      </w:pPr>
-      <w:r>
-        <w:t>As shown in the figure above, real estate activities, hotels and restaurants, and construction are among the largest sectors in the Spanish economy. The first two are service-oriented, so their direct emissions tend to be relatively low. Construction, in contrast, is material and energy intensive, which is why it stands out on the emissions side and ranks as one of Spain’s highest-emitting sectors (see the Emissions tab in the dashboard).</w:t>
-      </w:r>
-    </w:p>
-    <w:p>
-      <w:pPr>
-        <w:spacing w:before="240" w:after="240"/>
-        <w:jc w:val="both"/>
-      </w:pPr>
-      <w:r>
-        <w:t xml:space="preserve">One natural next step is to look at the composition of those emissions. This is where input-output matrices are useful: they help trace where the construction sector’s footprint actually originates. </w:t>
-      </w:r>
-      <w:r>
-        <w:lastRenderedPageBreak/>
-        <w:t>When a skyscraper is being built, the emissions you observe locally may not rise much at the construction site itself. Yet, as the “Emissions” tab shows, most of construction’s footprint sits in Scope 3 (over 70%). The obvious question is: which upstream sectors are driving it, and how far back does that chain go? To make that visible, we map the construction supply chain as a network at the end of this article.</w:t>
-      </w:r>
-    </w:p>
-    <w:p>
-      <w:pPr>
-        <w:jc w:val="both"/>
-      </w:pPr>
-      <w:r>
-        <w:t xml:space="preserve">For now, we go back to a fairer comparison across sectors: the emissions intensity tab in our dashboard. This section ranks sectors by emissions per euro of output. In 2022, Petroleum refinery, construction, and manufacture of gas are the top emitter sectors of the economy. However, when looking at emission intensities by sector, electricity by coal and petroleum, and cattle farming comes as the top three industries, emitting about 28kg, 14kg and 13kg of CO2e per EUR of output. If we take into account the social cost of carbon (185 EUR per ton, </w:t>
-      </w:r>
-      <w:proofErr w:type="spellStart"/>
-      <w:r>
-        <w:t>ie</w:t>
-      </w:r>
-      <w:proofErr w:type="spellEnd"/>
-      <w:r>
-        <w:t>, 0.185 EUR per kg), these sectors are producing more harm than benefits (5.85 EUR of externalities per 1 EUR of production).</w:t>
-      </w:r>
-    </w:p>
-    <w:p>
-      <w:pPr>
-        <w:jc w:val="both"/>
-      </w:pPr>
-    </w:p>
-    <w:p>
-      <w:pPr>
-        <w:jc w:val="both"/>
-      </w:pPr>
-      <w:r>
-        <w:t>In principle, the same logic lets us compute an “implied climate damage” for every industry and see where external costs are likely to dwarf market value. But this is strictly back-of-the-envelope. The social cost of carbon is uncertain and sensitive to assumptions. Emissions intensities depend on accounting boundaries and on the input-output structure, and our Scope 3 coverage is incomplete. Output measured in euros is not a welfare metric, and this calculation ignores benefits, distributional effects, abatement options, and other externalities beyond CO2e. Used properly, it is a screening tool to flag hotspots, not a definitive cost-benefit statement.</w:t>
-      </w:r>
-    </w:p>
-    <w:p>
-      <w:pPr>
-        <w:jc w:val="both"/>
-      </w:pPr>
-    </w:p>
-    <w:p>
-      <w:pPr>
-        <w:jc w:val="both"/>
-        <w:rPr>
-          <w:lang w:val="en-US"/>
-        </w:rPr>
-      </w:pPr>
-      <w:r>
-        <w:rPr>
-          <w:lang w:val="en-US"/>
-        </w:rPr>
-        <w:t>[</w:t>
-      </w:r>
-      <w:proofErr w:type="spellStart"/>
-      <w:r>
-        <w:rPr>
-          <w:lang w:val="en-US"/>
-        </w:rPr>
-        <w:t>es_scc_damage_interactive</w:t>
-      </w:r>
-      <w:proofErr w:type="spellEnd"/>
-      <w:r>
-        <w:rPr>
-          <w:lang w:val="en-US"/>
-        </w:rPr>
-        <w:t>]</w:t>
-      </w:r>
-    </w:p>
-    <w:p>
-      <w:pPr>
-        <w:jc w:val="both"/>
-        <w:rPr>
-          <w:lang w:val="en-US"/>
-        </w:rPr>
-      </w:pPr>
-    </w:p>
-    <w:p>
-      <w:pPr>
+      </w:pPr>
+      <w:r>
         <w:rPr>
           <w:b/>
           <w:bCs/>
-          <w:lang w:val="en-US"/>
-        </w:rPr>
-      </w:pPr>
-      <w:r>
-        <w:rPr>
-          <w:b/>
-          <w:bCs/>
-          <w:lang w:val="en-US"/>
-        </w:rPr>
-        <w:t>Takeaways</w:t>
-      </w:r>
-    </w:p>
-    <w:p>
-      <w:pPr>
-        <w:jc w:val="both"/>
-        <w:rPr>
-          <w:lang w:val="en-US"/>
-        </w:rPr>
-      </w:pPr>
-    </w:p>
-    <w:p>
-      <w:pPr>
-        <w:jc w:val="both"/>
-      </w:pPr>
-      <w:r>
-        <w:t>[scope1_center_2d_with_year_slider]</w:t>
+        </w:rPr>
+        <w:t>Interactive tool</w:t>
+      </w:r>
+    </w:p>
+    <w:p>
+      <w:pPr>
+        <w:jc w:val="both"/>
+      </w:pPr>
+    </w:p>
+    <w:p>
+      <w:pPr>
+        <w:jc w:val="both"/>
+      </w:pPr>
+      <w:r>
+        <w:t>[scope1_center_2d_with_year_slider.html]</w:t>
       </w:r>
     </w:p>
     <w:sectPr>
@@ -899,6 +948,293 @@
     </w:sectPr>
   </w:body>
 </w:document>
+</file>
+
+<file path=word/comments.xml><?xml version="1.0" encoding="utf-8"?>
+<w:comments xmlns:wpc="http://schemas.microsoft.com/office/word/2010/wordprocessingCanvas" xmlns:cx="http://schemas.microsoft.com/office/drawing/2014/chartex" xmlns:cx1="http://schemas.microsoft.com/office/drawing/2015/9/8/chartex" xmlns:cx2="http://schemas.microsoft.com/office/drawing/2015/10/21/chartex" xmlns:cx3="http://schemas.microsoft.com/office/drawing/2016/5/9/chartex" xmlns:cx4="http://schemas.microsoft.com/office/drawing/2016/5/10/chartex" xmlns:cx5="http://schemas.microsoft.com/office/drawing/2016/5/11/chartex" xmlns:cx6="http://schemas.microsoft.com/office/drawing/2016/5/12/chartex" xmlns:cx7="http://schemas.microsoft.com/office/drawing/2016/5/13/chartex" xmlns:cx8="http://schemas.microsoft.com/office/drawing/2016/5/14/chartex" xmlns:mc="http://schemas.openxmlformats.org/markup-compatibility/2006" xmlns:aink="http://schemas.microsoft.com/office/drawing/2016/ink" xmlns:am3d="http://schemas.microsoft.com/office/drawing/2017/model3d" xmlns:o="urn:schemas-microsoft-com:office:office" xmlns:oel="http://schemas.microsoft.com/office/2019/extlst" xmlns:r="http://schemas.openxmlformats.org/officeDocument/2006/relationships" xmlns:m="http://schemas.openxmlformats.org/officeDocument/2006/math" xmlns:v="urn:schemas-microsoft-com:vml" xmlns:wp14="http://schemas.microsoft.com/office/word/2010/wordprocessingDrawing" xmlns:wp="http://schemas.openxmlformats.org/drawingml/2006/wordprocessingDrawing" xmlns:w10="urn:schemas-microsoft-com:office:word" xmlns:w="http://schemas.openxmlformats.org/wordprocessingml/2006/main" xmlns:w14="http://schemas.microsoft.com/office/word/2010/wordml" xmlns:w15="http://schemas.microsoft.com/office/word/2012/wordml" xmlns:w16cex="http://schemas.microsoft.com/office/word/2018/wordml/cex" xmlns:w16cid="http://schemas.microsoft.com/office/word/2016/wordml/cid" xmlns:w16="http://schemas.microsoft.com/office/word/2018/wordml" xmlns:w16du="http://schemas.microsoft.com/office/word/2023/wordml/word16du" xmlns:w16sdtdh="http://schemas.microsoft.com/office/word/2020/wordml/sdtdatahash" xmlns:w16sdtfl="http://schemas.microsoft.com/office/word/2024/wordml/sdtformatlock" xmlns:w16se="http://schemas.microsoft.com/office/word/2015/wordml/symex" xmlns:wpg="http://schemas.microsoft.com/office/word/2010/wordprocessingGroup" xmlns:wpi="http://schemas.microsoft.com/office/word/2010/wordprocessingInk" xmlns:wne="http://schemas.microsoft.com/office/word/2006/wordml" xmlns:wps="http://schemas.microsoft.com/office/word/2010/wordprocessingShape" mc:Ignorable="w14 w15 w16se w16cid w16 w16cex w16sdtdh w16sdtfl w16du wp14">
+  <w:comment w:id="1" w:author="Vaibhav Jain" w:date="2026-02-09T21:29:00Z" w:initials="">
+    <w:p>
+      <w:pPr>
+        <w:widowControl w:val="0"/>
+        <w:pBdr>
+          <w:top w:val="nil"/>
+          <w:left w:val="nil"/>
+          <w:bottom w:val="nil"/>
+          <w:right w:val="nil"/>
+          <w:between w:val="nil"/>
+        </w:pBdr>
+        <w:spacing w:line="240" w:lineRule="auto"/>
+        <w:rPr>
+          <w:color w:val="000000"/>
+        </w:rPr>
+      </w:pPr>
+      <w:r>
+        <w:rPr>
+          <w:rStyle w:val="CommentReference"/>
+        </w:rPr>
+        <w:annotationRef/>
+      </w:r>
+      <w:r>
+        <w:rPr>
+          <w:color w:val="000000"/>
+        </w:rPr>
+        <w:t>bullshit</w:t>
+      </w:r>
+    </w:p>
+  </w:comment>
+  <w:comment w:id="0" w:author="Juan Acuña-Román" w:date="2026-02-09T21:37:00Z" w:initials="">
+    <w:p>
+      <w:pPr>
+        <w:widowControl w:val="0"/>
+        <w:pBdr>
+          <w:top w:val="nil"/>
+          <w:left w:val="nil"/>
+          <w:bottom w:val="nil"/>
+          <w:right w:val="nil"/>
+          <w:between w:val="nil"/>
+        </w:pBdr>
+        <w:spacing w:line="240" w:lineRule="auto"/>
+        <w:rPr>
+          <w:color w:val="000000"/>
+        </w:rPr>
+      </w:pPr>
+      <w:r>
+        <w:rPr>
+          <w:rStyle w:val="CommentReference"/>
+        </w:rPr>
+        <w:annotationRef/>
+      </w:r>
+      <w:r>
+        <w:rPr>
+          <w:color w:val="000000"/>
+        </w:rPr>
+        <w:t>He is stealing my knowledge,</w:t>
+      </w:r>
+    </w:p>
+    <w:p>
+      <w:pPr>
+        <w:widowControl w:val="0"/>
+        <w:pBdr>
+          <w:top w:val="nil"/>
+          <w:left w:val="nil"/>
+          <w:bottom w:val="nil"/>
+          <w:right w:val="nil"/>
+          <w:between w:val="nil"/>
+        </w:pBdr>
+        <w:spacing w:line="240" w:lineRule="auto"/>
+        <w:rPr>
+          <w:color w:val="000000"/>
+        </w:rPr>
+      </w:pPr>
+      <w:r>
+        <w:rPr>
+          <w:color w:val="000000"/>
+        </w:rPr>
+        <w:t>1 total reaction</w:t>
+      </w:r>
+    </w:p>
+    <w:p>
+      <w:pPr>
+        <w:widowControl w:val="0"/>
+        <w:pBdr>
+          <w:top w:val="nil"/>
+          <w:left w:val="nil"/>
+          <w:bottom w:val="nil"/>
+          <w:right w:val="nil"/>
+          <w:between w:val="nil"/>
+        </w:pBdr>
+        <w:spacing w:line="240" w:lineRule="auto"/>
+        <w:rPr>
+          <w:color w:val="000000"/>
+        </w:rPr>
+      </w:pPr>
+      <w:r>
+        <w:rPr>
+          <w:color w:val="000000"/>
+        </w:rPr>
+        <w:t>Vaibhav Jain reacted with 😂 at 2026-02-09 21:39 PM</w:t>
+      </w:r>
+    </w:p>
+  </w:comment>
+  <w:comment w:id="2" w:author="Vaibhav Jain" w:date="2026-02-09T21:31:00Z" w:initials="">
+    <w:p>
+      <w:pPr>
+        <w:widowControl w:val="0"/>
+        <w:pBdr>
+          <w:top w:val="nil"/>
+          <w:left w:val="nil"/>
+          <w:bottom w:val="nil"/>
+          <w:right w:val="nil"/>
+          <w:between w:val="nil"/>
+        </w:pBdr>
+        <w:spacing w:line="240" w:lineRule="auto"/>
+        <w:rPr>
+          <w:color w:val="000000"/>
+        </w:rPr>
+      </w:pPr>
+      <w:r>
+        <w:rPr>
+          <w:rStyle w:val="CommentReference"/>
+        </w:rPr>
+        <w:annotationRef/>
+      </w:r>
+      <w:r>
+        <w:rPr>
+          <w:color w:val="000000"/>
+        </w:rPr>
+        <w:t>would find a way to rephrase the much overused much here</w:t>
+      </w:r>
+    </w:p>
+  </w:comment>
+  <w:comment w:id="3" w:author="Vaibhav Jain" w:date="2026-02-09T21:43:00Z" w:initials="">
+    <w:p>
+      <w:pPr>
+        <w:widowControl w:val="0"/>
+        <w:pBdr>
+          <w:top w:val="nil"/>
+          <w:left w:val="nil"/>
+          <w:bottom w:val="nil"/>
+          <w:right w:val="nil"/>
+          <w:between w:val="nil"/>
+        </w:pBdr>
+        <w:spacing w:line="240" w:lineRule="auto"/>
+        <w:rPr>
+          <w:color w:val="000000"/>
+          <w:lang w:val="es-US"/>
+        </w:rPr>
+      </w:pPr>
+      <w:r>
+        <w:rPr>
+          <w:rStyle w:val="CommentReference"/>
+        </w:rPr>
+        <w:annotationRef/>
+      </w:r>
+      <w:r>
+        <w:rPr>
+          <w:color w:val="000000"/>
+          <w:lang w:val="es-US"/>
+        </w:rPr>
+        <w:t>link?</w:t>
+      </w:r>
+    </w:p>
+  </w:comment>
+  <w:comment w:id="5" w:author="Lucien Antonio Vargas Giagnocavo" w:date="2026-02-09T17:16:00Z" w:initials="">
+    <w:p>
+      <w:pPr>
+        <w:widowControl w:val="0"/>
+        <w:pBdr>
+          <w:top w:val="nil"/>
+          <w:left w:val="nil"/>
+          <w:bottom w:val="nil"/>
+          <w:right w:val="nil"/>
+          <w:between w:val="nil"/>
+        </w:pBdr>
+        <w:spacing w:line="240" w:lineRule="auto"/>
+        <w:rPr>
+          <w:color w:val="000000"/>
+          <w:lang w:val="es-US"/>
+        </w:rPr>
+      </w:pPr>
+      <w:r>
+        <w:rPr>
+          <w:rStyle w:val="CommentReference"/>
+        </w:rPr>
+        <w:annotationRef/>
+      </w:r>
+      <w:r>
+        <w:rPr>
+          <w:color w:val="000000"/>
+          <w:lang w:val="es-US"/>
+        </w:rPr>
+        <w:t>Aqui pondría un link al final de la página mostrando el simple algebra del Leontief model</w:t>
+      </w:r>
+    </w:p>
+  </w:comment>
+  <w:comment w:id="4" w:author="Vaibhav Jain" w:date="2026-02-09T21:44:00Z" w:initials="">
+    <w:p>
+      <w:pPr>
+        <w:widowControl w:val="0"/>
+        <w:pBdr>
+          <w:top w:val="nil"/>
+          <w:left w:val="nil"/>
+          <w:bottom w:val="nil"/>
+          <w:right w:val="nil"/>
+          <w:between w:val="nil"/>
+        </w:pBdr>
+        <w:spacing w:line="240" w:lineRule="auto"/>
+        <w:rPr>
+          <w:color w:val="000000"/>
+        </w:rPr>
+      </w:pPr>
+      <w:r>
+        <w:rPr>
+          <w:rStyle w:val="CommentReference"/>
+        </w:rPr>
+        <w:annotationRef/>
+      </w:r>
+      <w:r>
+        <w:rPr>
+          <w:color w:val="000000"/>
+        </w:rPr>
+        <w:t>hablar english please</w:t>
+      </w:r>
+    </w:p>
+  </w:comment>
+  <w:comment w:id="6" w:author="Juan Acuña-Román" w:date="2026-02-09T21:40:00Z" w:initials="">
+    <w:p>
+      <w:pPr>
+        <w:widowControl w:val="0"/>
+        <w:pBdr>
+          <w:top w:val="nil"/>
+          <w:left w:val="nil"/>
+          <w:bottom w:val="nil"/>
+          <w:right w:val="nil"/>
+          <w:between w:val="nil"/>
+        </w:pBdr>
+        <w:spacing w:line="240" w:lineRule="auto"/>
+        <w:rPr>
+          <w:color w:val="000000"/>
+        </w:rPr>
+      </w:pPr>
+      <w:r>
+        <w:rPr>
+          <w:rStyle w:val="CommentReference"/>
+        </w:rPr>
+        <w:annotationRef/>
+      </w:r>
+      <w:r>
+        <w:rPr>
+          <w:color w:val="000000"/>
+        </w:rPr>
+        <w:t>on monetary terms</w:t>
+      </w:r>
+    </w:p>
+  </w:comment>
+</w:comments>
+</file>
+
+<file path=word/commentsExtended.xml><?xml version="1.0" encoding="utf-8"?>
+<w15:commentsEx xmlns:wpc="http://schemas.microsoft.com/office/word/2010/wordprocessingCanvas" xmlns:cx="http://schemas.microsoft.com/office/drawing/2014/chartex" xmlns:cx1="http://schemas.microsoft.com/office/drawing/2015/9/8/chartex" xmlns:cx2="http://schemas.microsoft.com/office/drawing/2015/10/21/chartex" xmlns:cx3="http://schemas.microsoft.com/office/drawing/2016/5/9/chartex" xmlns:cx4="http://schemas.microsoft.com/office/drawing/2016/5/10/chartex" xmlns:cx5="http://schemas.microsoft.com/office/drawing/2016/5/11/chartex" xmlns:cx6="http://schemas.microsoft.com/office/drawing/2016/5/12/chartex" xmlns:cx7="http://schemas.microsoft.com/office/drawing/2016/5/13/chartex" xmlns:cx8="http://schemas.microsoft.com/office/drawing/2016/5/14/chartex" xmlns:mc="http://schemas.openxmlformats.org/markup-compatibility/2006" xmlns:aink="http://schemas.microsoft.com/office/drawing/2016/ink" xmlns:am3d="http://schemas.microsoft.com/office/drawing/2017/model3d" xmlns:o="urn:schemas-microsoft-com:office:office" xmlns:oel="http://schemas.microsoft.com/office/2019/extlst" xmlns:r="http://schemas.openxmlformats.org/officeDocument/2006/relationships" xmlns:m="http://schemas.openxmlformats.org/officeDocument/2006/math" xmlns:v="urn:schemas-microsoft-com:vml" xmlns:wp14="http://schemas.microsoft.com/office/word/2010/wordprocessingDrawing" xmlns:wp="http://schemas.openxmlformats.org/drawingml/2006/wordprocessingDrawing" xmlns:w10="urn:schemas-microsoft-com:office:word" xmlns:w="http://schemas.openxmlformats.org/wordprocessingml/2006/main" xmlns:w14="http://schemas.microsoft.com/office/word/2010/wordml" xmlns:w15="http://schemas.microsoft.com/office/word/2012/wordml" xmlns:w16cex="http://schemas.microsoft.com/office/word/2018/wordml/cex" xmlns:w16cid="http://schemas.microsoft.com/office/word/2016/wordml/cid" xmlns:w16="http://schemas.microsoft.com/office/word/2018/wordml" xmlns:w16du="http://schemas.microsoft.com/office/word/2023/wordml/word16du" xmlns:w16sdtdh="http://schemas.microsoft.com/office/word/2020/wordml/sdtdatahash" xmlns:w16sdtfl="http://schemas.microsoft.com/office/word/2024/wordml/sdtformatlock" xmlns:w16se="http://schemas.microsoft.com/office/word/2015/wordml/symex" xmlns:wpg="http://schemas.microsoft.com/office/word/2010/wordprocessingGroup" xmlns:wpi="http://schemas.microsoft.com/office/word/2010/wordprocessingInk" xmlns:wne="http://schemas.microsoft.com/office/word/2006/wordml" xmlns:wps="http://schemas.microsoft.com/office/word/2010/wordprocessingShape" mc:Ignorable="w14 w15 w16se w16cid w16 w16cex w16sdtdh w16sdtfl w16du wp14">
+  <w15:commentEx w15:paraId="6D4345D3" w15:done="0"/>
+  <w15:commentEx w15:paraId="5B66E5DB" w15:done="0"/>
+  <w15:commentEx w15:paraId="158CF56D" w15:done="0"/>
+  <w15:commentEx w15:paraId="5BB01B88" w15:done="0"/>
+  <w15:commentEx w15:paraId="0E1D0E72" w15:done="0"/>
+  <w15:commentEx w15:paraId="0BBFDD52" w15:done="0"/>
+  <w15:commentEx w15:paraId="5A9A4537" w15:done="0"/>
+</w15:commentsEx>
+</file>
+
+<file path=word/commentsIds.xml><?xml version="1.0" encoding="utf-8"?>
+<w16cid:commentsIds xmlns:wpc="http://schemas.microsoft.com/office/word/2010/wordprocessingCanvas" xmlns:cx="http://schemas.microsoft.com/office/drawing/2014/chartex" xmlns:cx1="http://schemas.microsoft.com/office/drawing/2015/9/8/chartex" xmlns:cx2="http://schemas.microsoft.com/office/drawing/2015/10/21/chartex" xmlns:cx3="http://schemas.microsoft.com/office/drawing/2016/5/9/chartex" xmlns:cx4="http://schemas.microsoft.com/office/drawing/2016/5/10/chartex" xmlns:cx5="http://schemas.microsoft.com/office/drawing/2016/5/11/chartex" xmlns:cx6="http://schemas.microsoft.com/office/drawing/2016/5/12/chartex" xmlns:cx7="http://schemas.microsoft.com/office/drawing/2016/5/13/chartex" xmlns:cx8="http://schemas.microsoft.com/office/drawing/2016/5/14/chartex" xmlns:mc="http://schemas.openxmlformats.org/markup-compatibility/2006" xmlns:aink="http://schemas.microsoft.com/office/drawing/2016/ink" xmlns:am3d="http://schemas.microsoft.com/office/drawing/2017/model3d" xmlns:o="urn:schemas-microsoft-com:office:office" xmlns:oel="http://schemas.microsoft.com/office/2019/extlst" xmlns:r="http://schemas.openxmlformats.org/officeDocument/2006/relationships" xmlns:m="http://schemas.openxmlformats.org/officeDocument/2006/math" xmlns:v="urn:schemas-microsoft-com:vml" xmlns:wp14="http://schemas.microsoft.com/office/word/2010/wordprocessingDrawing" xmlns:wp="http://schemas.openxmlformats.org/drawingml/2006/wordprocessingDrawing" xmlns:w10="urn:schemas-microsoft-com:office:word" xmlns:w="http://schemas.openxmlformats.org/wordprocessingml/2006/main" xmlns:w14="http://schemas.microsoft.com/office/word/2010/wordml" xmlns:w15="http://schemas.microsoft.com/office/word/2012/wordml" xmlns:w16cex="http://schemas.microsoft.com/office/word/2018/wordml/cex" xmlns:w16cid="http://schemas.microsoft.com/office/word/2016/wordml/cid" xmlns:w16="http://schemas.microsoft.com/office/word/2018/wordml" xmlns:w16du="http://schemas.microsoft.com/office/word/2023/wordml/word16du" xmlns:w16sdtdh="http://schemas.microsoft.com/office/word/2020/wordml/sdtdatahash" xmlns:w16sdtfl="http://schemas.microsoft.com/office/word/2024/wordml/sdtformatlock" xmlns:w16se="http://schemas.microsoft.com/office/word/2015/wordml/symex" xmlns:wpg="http://schemas.microsoft.com/office/word/2010/wordprocessingGroup" xmlns:wpi="http://schemas.microsoft.com/office/word/2010/wordprocessingInk" xmlns:wne="http://schemas.microsoft.com/office/word/2006/wordml" xmlns:wps="http://schemas.microsoft.com/office/word/2010/wordprocessingShape" mc:Ignorable="w14 w15 w16se w16cid w16 w16cex w16sdtdh w16sdtfl w16du wp14">
+  <w16cid:commentId w16cid:paraId="6D4345D3" w16cid:durableId="7B4E99DD"/>
+  <w16cid:commentId w16cid:paraId="5B66E5DB" w16cid:durableId="38207527"/>
+  <w16cid:commentId w16cid:paraId="158CF56D" w16cid:durableId="048117E0"/>
+  <w16cid:commentId w16cid:paraId="5BB01B88" w16cid:durableId="36B146F3"/>
+  <w16cid:commentId w16cid:paraId="0E1D0E72" w16cid:durableId="563744A7"/>
+  <w16cid:commentId w16cid:paraId="0BBFDD52" w16cid:durableId="15D18768"/>
+  <w16cid:commentId w16cid:paraId="5A9A4537" w16cid:durableId="41D19CF0"/>
+</w16cid:commentsIds>
 </file>
 
 <file path=word/styles.xml><?xml version="1.0" encoding="utf-8"?>
@@ -1485,6 +1821,43 @@
       <w:szCs w:val="30"/>
     </w:rPr>
   </w:style>
+  <w:style w:type="paragraph" w:styleId="CommentText">
+    <w:name w:val="annotation text"/>
+    <w:basedOn w:val="Normal"/>
+    <w:link w:val="CommentTextChar"/>
+    <w:uiPriority w:val="99"/>
+    <w:semiHidden/>
+    <w:unhideWhenUsed/>
+    <w:pPr>
+      <w:spacing w:line="240" w:lineRule="auto"/>
+    </w:pPr>
+    <w:rPr>
+      <w:sz w:val="20"/>
+      <w:szCs w:val="20"/>
+    </w:rPr>
+  </w:style>
+  <w:style w:type="character" w:customStyle="1" w:styleId="CommentTextChar">
+    <w:name w:val="Comment Text Char"/>
+    <w:basedOn w:val="DefaultParagraphFont"/>
+    <w:link w:val="CommentText"/>
+    <w:uiPriority w:val="99"/>
+    <w:semiHidden/>
+    <w:rPr>
+      <w:sz w:val="20"/>
+      <w:szCs w:val="20"/>
+    </w:rPr>
+  </w:style>
+  <w:style w:type="character" w:styleId="CommentReference">
+    <w:name w:val="annotation reference"/>
+    <w:basedOn w:val="DefaultParagraphFont"/>
+    <w:uiPriority w:val="99"/>
+    <w:semiHidden/>
+    <w:unhideWhenUsed/>
+    <w:rPr>
+      <w:sz w:val="16"/>
+      <w:szCs w:val="16"/>
+    </w:rPr>
+  </w:style>
 </w:styles>
 </file>
 

--- a/assets/Emissions by Scope_ An Input-Output Analysis.docx
+++ b/assets/Emissions by Scope_ An Input-Output Analysis.docx
@@ -154,27 +154,25 @@
     </w:p>
     <w:p>
       <w:pPr>
+        <w:pStyle w:val="Heading1"/>
+        <w:rPr>
+          <w:sz w:val="28"/>
+          <w:szCs w:val="28"/>
+        </w:rPr>
+      </w:pPr>
+      <w:r>
+        <w:rPr>
+          <w:sz w:val="28"/>
+          <w:szCs w:val="28"/>
+        </w:rPr>
+        <w:t>The Data</w:t>
+      </w:r>
+    </w:p>
+    <w:p>
+      <w:pPr>
         <w:spacing w:before="240" w:after="240"/>
         <w:ind w:right="600"/>
         <w:jc w:val="both"/>
-        <w:rPr>
-          <w:b/>
-          <w:bCs/>
-        </w:rPr>
-      </w:pPr>
-      <w:r>
-        <w:rPr>
-          <w:b/>
-          <w:bCs/>
-        </w:rPr>
-        <w:t>The Data</w:t>
-      </w:r>
-    </w:p>
-    <w:p>
-      <w:pPr>
-        <w:spacing w:before="240" w:after="240"/>
-        <w:ind w:right="600"/>
-        <w:jc w:val="both"/>
       </w:pPr>
       <w:r>
         <w:t xml:space="preserve">A useful tool to analyze direct and indirect emissions across sectors are Input-Output tables. Understanding these at a global level gets unnecessarily complicated, so let's focus on the Spanish economy. </w:t>
@@ -185,11 +183,8 @@
         <w:jc w:val="both"/>
       </w:pPr>
       <w:r>
-        <w:t xml:space="preserve">Input-Output tables contain the output produced by each sector, as well as the inputs that each sector buys from other sectors. They also contain data on consumption, investment, government </w:t>
-      </w:r>
-      <w:r>
         <w:lastRenderedPageBreak/>
-        <w:t>spending, and net exports, but we won’t need that for this exercise. Therefore, the table of interest looks as follows:</w:t>
+        <w:t>Input-Output tables contain the output produced by each sector, as well as the inputs that each sector buys from other sectors. They also contain data on consumption, investment, government spending, and net exports, but we won’t need that for this exercise. Therefore, the table of interest looks as follows:</w:t>
       </w:r>
     </w:p>
     <w:p>
@@ -377,16 +372,16 @@
     </w:p>
     <w:p>
       <w:pPr>
-        <w:jc w:val="both"/>
-        <w:rPr>
-          <w:b/>
-          <w:bCs/>
-        </w:rPr>
-      </w:pPr>
-      <w:r>
-        <w:rPr>
-          <w:b/>
-          <w:bCs/>
+        <w:pStyle w:val="Heading1"/>
+        <w:rPr>
+          <w:sz w:val="28"/>
+          <w:szCs w:val="28"/>
+        </w:rPr>
+      </w:pPr>
+      <w:r>
+        <w:rPr>
+          <w:sz w:val="28"/>
+          <w:szCs w:val="28"/>
         </w:rPr>
         <w:t>The classical Leontief model</w:t>
       </w:r>
@@ -581,17 +576,16 @@
     </w:p>
     <w:p>
       <w:pPr>
-        <w:spacing w:after="240"/>
-        <w:jc w:val="both"/>
-        <w:rPr>
-          <w:b/>
-          <w:bCs/>
-        </w:rPr>
-      </w:pPr>
-      <w:r>
-        <w:rPr>
-          <w:b/>
-          <w:bCs/>
+        <w:pStyle w:val="Heading1"/>
+        <w:rPr>
+          <w:sz w:val="28"/>
+          <w:szCs w:val="28"/>
+        </w:rPr>
+      </w:pPr>
+      <w:r>
+        <w:rPr>
+          <w:sz w:val="28"/>
+          <w:szCs w:val="28"/>
         </w:rPr>
         <w:t>The Leontief environmental extension</w:t>
       </w:r>
@@ -791,15 +785,27 @@
     </w:p>
     <w:p>
       <w:pPr>
+        <w:pStyle w:val="Heading1"/>
+        <w:rPr>
+          <w:sz w:val="28"/>
+          <w:szCs w:val="28"/>
+        </w:rPr>
+      </w:pPr>
+      <w:r>
+        <w:rPr>
+          <w:sz w:val="28"/>
+          <w:szCs w:val="28"/>
+        </w:rPr>
+        <w:t>What can this environmentally extended Leontief model tell us about the Spanish economy?</w:t>
+      </w:r>
+    </w:p>
+    <w:p>
+      <w:pPr>
         <w:spacing w:before="240" w:after="240"/>
         <w:jc w:val="both"/>
       </w:pPr>
       <w:r>
-        <w:rPr>
-          <w:b/>
-          <w:bCs/>
-        </w:rPr>
-        <w:t>What can this environmentally extended Leontief model tell us about the Spanish economy?</w:t>
+        <w:t>First, we show Gross Value Added and employment by sector to give a sense of each sector’s size. The results show that the Spanish economy concentrates most of its gross value-added in services related to tourism, wholesale and retail trade, alongside public services such as health care and education.</w:t>
       </w:r>
     </w:p>
     <w:p>
@@ -808,7 +814,7 @@
         <w:jc w:val="both"/>
       </w:pPr>
       <w:r>
-        <w:t>First, we show Gross Value Added and employment by sector to give a sense of each sector’s size. The results show that the Spanish economy concentrates most of its gross value-added in services related to tourism, wholesale and retail trade, alongside public services such as health care and education.</w:t>
+        <w:t>Second, we present total emissions by scope, as well as emission intensity by scope for each sector. The former measure somewhat changes the ranking implied by gross value added: sectors such as petroleum refining, electricity generation from gas, and cattle farming now move to the top.</w:t>
       </w:r>
     </w:p>
     <w:p>
@@ -817,113 +823,102 @@
         <w:jc w:val="both"/>
       </w:pPr>
       <w:r>
-        <w:t>Second, we present total emissions by scope, as well as emission intensity by scope for each sector. The former measure somewhat changes the ranking implied by gross value added: sectors such as petroleum refining, electricity generation from gas, and cattle farming now move to the top.</w:t>
+        <w:lastRenderedPageBreak/>
+        <w:t>However, to make a fair comparison that allows us to trace vulnerability to climate policy stringency across sectors, emission intensity provides a clearer picture, as it avoids portraying large sectors that rely on relatively clean production processes as “dirty” simply because they produce more. The emission-intensity ranking gives a more accurate and familiar picture of the traditional drivers of climate change: fossil-fuel electricity production and extraction, cattle farming, meat processing, and some manufacturing sectors dominate the list.</w:t>
       </w:r>
     </w:p>
     <w:p>
       <w:pPr>
         <w:spacing w:before="240" w:after="240"/>
         <w:jc w:val="both"/>
-      </w:pPr>
-      <w:r>
-        <w:t xml:space="preserve">However, to make a fair comparison that allows us to trace vulnerability to climate policy stringency across sectors, emission intensity provides a clearer picture, as it avoids portraying </w:t>
-      </w:r>
-      <w:r>
+        <w:rPr>
+          <w:highlight w:val="yellow"/>
+        </w:rPr>
+      </w:pPr>
+      <w:r>
+        <w:rPr>
+          <w:highlight w:val="yellow"/>
+        </w:rPr>
+        <w:t>Note that ignoring Scope 2 and Scope 3 emissions can lead to a misleading representation of each sector’s vulnerability to climate policy stringency. For example, the cattle-meat processing sector appears to have low Scope 1 emissions, but once we account for Scope 2 and Scope 3 emissions, it becomes one of the dirtiest economic activities in the Spanish economy, surpassed only by energy- and manufacturing-related activities.</w:t>
+      </w:r>
+    </w:p>
+    <w:p>
+      <w:pPr>
+        <w:spacing w:before="240" w:after="240"/>
+        <w:jc w:val="both"/>
+      </w:pPr>
+      <w:r>
+        <w:t xml:space="preserve">Also, now that we know the value added and emissions we can perform a back-of-the-envelope calculation by multiplying the emissions by the Social Cost of Carbon (the damage produced by emissions).  </w:t>
+      </w:r>
+    </w:p>
+    <w:p>
+      <w:pPr>
+        <w:spacing w:before="240" w:after="240"/>
+        <w:jc w:val="both"/>
+      </w:pPr>
+      <w:r>
+        <w:t xml:space="preserve">Lastly, we provide an interactive tool so that you can visualize emissions by scope traced to each supplying sector, for each sector. We also distinguish between imported and domestic supplies, which highlights the interconnectedness of supply chains across countries, an important aspect when considering exposure to foreign climate policy and carbon leakage across supply chains. </w:t>
+      </w:r>
+    </w:p>
+    <w:p>
+      <w:pPr>
+        <w:spacing w:before="240" w:after="240"/>
+        <w:jc w:val="both"/>
+      </w:pPr>
+      <w:r>
+        <w:t>[es_dashboard_tabs.html]</w:t>
+      </w:r>
+    </w:p>
+    <w:p>
+      <w:pPr>
+        <w:jc w:val="both"/>
+      </w:pPr>
+      <w:r>
+        <w:t>For now, we go back to a fairer comparison across sectors: the emissions intensity tab in our dashboard. This section ranks sectors by emissions per euro of output. In 2022, Petroleum refinery, construction, and manufacture of gas are the top emitter sectors of the economy. However, when looking at emission intensities by sector, electricity by coal and petroleum, and cattle farming comes as the top three industries, emitting about 28kg, 14kg and 13kg of CO2e per EUR of output. If we take into account the social cost of carbon (185 EUR per ton, ie, 0.185 EUR per kg), these sectors are producing more harm than benefits (5.85 EUR of externalities per 1 EUR of production).</w:t>
+      </w:r>
+    </w:p>
+    <w:p>
+      <w:pPr>
+        <w:jc w:val="both"/>
+      </w:pPr>
+    </w:p>
+    <w:p>
+      <w:pPr>
+        <w:jc w:val="both"/>
+      </w:pPr>
+      <w:r>
+        <w:t>In principle, the same logic lets us compute an “implied climate damage” for every industry and see where external costs are likely to dwarf market value. But this is strictly back-of-the-envelope. The social cost of carbon is uncertain and sensitive to assumptions. Emissions intensities depend on accounting boundaries and on the input-output structure, and our Scope 3 coverage is incomplete. Output measured in euros is not a welfare metric, and this calculation ignores benefits, distributional effects, abatement options, and other externalities beyond CO2e. Used properly, it is a screening tool to flag hotspots, not a definitive cost-benefit statement.</w:t>
+      </w:r>
+    </w:p>
+    <w:p>
+      <w:pPr>
+        <w:jc w:val="both"/>
+      </w:pPr>
+    </w:p>
+    <w:p>
+      <w:r>
+        <w:t>[ES_SCC_DAMAGE_INTERACTIVE_GVA_XCAP]</w:t>
+      </w:r>
+    </w:p>
+    <w:p>
+      <w:pPr>
+        <w:jc w:val="both"/>
+      </w:pPr>
+    </w:p>
+    <w:p>
+      <w:pPr>
+        <w:pStyle w:val="Heading1"/>
+        <w:rPr>
+          <w:sz w:val="28"/>
+          <w:szCs w:val="28"/>
+        </w:rPr>
+      </w:pPr>
+      <w:r>
+        <w:rPr>
+          <w:sz w:val="28"/>
+          <w:szCs w:val="28"/>
+        </w:rPr>
         <w:lastRenderedPageBreak/>
-        <w:t>large sectors that rely on relatively clean production processes as “dirty” simply because they produce more. The emission-intensity ranking gives a more accurate and familiar picture of the traditional drivers of climate change: fossil-fuel electricity production and extraction, cattle farming, meat processing, and some manufacturing sectors dominate the list.</w:t>
-      </w:r>
-    </w:p>
-    <w:p>
-      <w:pPr>
-        <w:spacing w:before="240" w:after="240"/>
-        <w:jc w:val="both"/>
-        <w:rPr>
-          <w:highlight w:val="yellow"/>
-        </w:rPr>
-      </w:pPr>
-      <w:r>
-        <w:rPr>
-          <w:highlight w:val="yellow"/>
-        </w:rPr>
-        <w:t>Note that ignoring Scope 2 and Scope 3 emissions can lead to a misleading representation of each sector’s vulnerability to climate policy stringency. For example, the cattle-meat processing sector appears to have low Scope 1 emissions, but once we account for Scope 2 and Scope 3 emissions, it becomes one of the dirtiest economic activities in the Spanish economy, surpassed only by energy- and manufacturing-related activities.</w:t>
-      </w:r>
-    </w:p>
-    <w:p>
-      <w:pPr>
-        <w:spacing w:before="240" w:after="240"/>
-        <w:jc w:val="both"/>
-      </w:pPr>
-      <w:r>
-        <w:t xml:space="preserve">Also, now that we know the value added and emissions we can perform a back-of-the-envelope calculation by multiplying the emissions by the Social Cost of Carbon (the damage produced by emissions).  </w:t>
-      </w:r>
-    </w:p>
-    <w:p>
-      <w:pPr>
-        <w:spacing w:before="240" w:after="240"/>
-        <w:jc w:val="both"/>
-      </w:pPr>
-      <w:r>
-        <w:t xml:space="preserve">Lastly, we provide an interactive tool so that you can visualize emissions by scope traced to each supplying sector, for each sector. We also distinguish between imported and domestic supplies, which highlights the interconnectedness of supply chains across countries, an important aspect when considering exposure to foreign climate policy and carbon leakage across supply chains. </w:t>
-      </w:r>
-    </w:p>
-    <w:p>
-      <w:pPr>
-        <w:spacing w:before="240" w:after="240"/>
-        <w:jc w:val="both"/>
-      </w:pPr>
-      <w:r>
-        <w:t>[es_dashboard_tabs.html]</w:t>
-      </w:r>
-    </w:p>
-    <w:p>
-      <w:pPr>
-        <w:jc w:val="both"/>
-      </w:pPr>
-      <w:r>
-        <w:t>For now, we go back to a fairer comparison across sectors: the emissions intensity tab in our dashboard. This section ranks sectors by emissions per euro of output. In 2022, Petroleum refinery, construction, and manufacture of gas are the top emitter sectors of the economy. However, when looking at emission intensities by sector, electricity by coal and petroleum, and cattle farming comes as the top three industries, emitting about 28kg, 14kg and 13kg of CO2e per EUR of output. If we take into account the social cost of carbon (185 EUR per ton, ie, 0.185 EUR per kg), these sectors are producing more harm than benefits (5.85 EUR of externalities per 1 EUR of production).</w:t>
-      </w:r>
-    </w:p>
-    <w:p>
-      <w:pPr>
-        <w:jc w:val="both"/>
-      </w:pPr>
-    </w:p>
-    <w:p>
-      <w:pPr>
-        <w:jc w:val="both"/>
-      </w:pPr>
-      <w:r>
-        <w:t>In principle, the same logic lets us compute an “implied climate damage” for every industry and see where external costs are likely to dwarf market value. But this is strictly back-of-the-envelope. The social cost of carbon is uncertain and sensitive to assumptions. Emissions intensities depend on accounting boundaries and on the input-output structure, and our Scope 3 coverage is incomplete. Output measured in euros is not a welfare metric, and this calculation ignores benefits, distributional effects, abatement options, and other externalities beyond CO2e. Used properly, it is a screening tool to flag hotspots, not a definitive cost-benefit statement.</w:t>
-      </w:r>
-    </w:p>
-    <w:p>
-      <w:pPr>
-        <w:jc w:val="both"/>
-      </w:pPr>
-    </w:p>
-    <w:p>
-      <w:r>
-        <w:t>[ES_SCC_DAMAGE_INTERACTIVE_GVA_XCAP]</w:t>
-      </w:r>
-    </w:p>
-    <w:p>
-      <w:pPr>
-        <w:jc w:val="both"/>
-      </w:pPr>
-    </w:p>
-    <w:p>
-      <w:pPr>
-        <w:jc w:val="both"/>
-        <w:rPr>
-          <w:b/>
-          <w:bCs/>
-        </w:rPr>
-      </w:pPr>
-      <w:r>
-        <w:rPr>
-          <w:b/>
-          <w:bCs/>
-        </w:rPr>
         <w:t>Interactive tool</w:t>
       </w:r>
     </w:p>
